--- a/backend/tools/Journal/output/template_test/test_joki.docx
+++ b/backend/tools/Journal/output/template_test/test_joki.docx
@@ -183,6 +183,18 @@
           <w:i/>
         </w:rPr>
         <w:t>Kata Kunci: deep learning, natural language processing, transformers, attention mechanism, neural networks</w:t>
+      </w:r>
+    </w:p>
+    <w:p>
+      <w:pPr>
+        <w:pStyle w:val="Heading1"/>
+        <w:ind w:left="431" w:hanging="431"/>
+        <w:rPr>
+          <w:lang w:val="id-ID"/>
+        </w:rPr>
+      </w:pPr>
+      <w:r>
+        <w:t>REFERENCES</w:t>
       </w:r>
     </w:p>
     <w:sectPr>
